--- a/Actividad_3_Aprendizaje_Supervisado.docx
+++ b/Actividad_3_Aprendizaje_Supervisado.docx
@@ -406,15 +406,7 @@
         <w:jc w:val="both"/>
       </w:pPr>
       <w:r>
-        <w:t xml:space="preserve">Desde una perspectiva práctica, estimar el tiempo de viaje constituye un problema relevante para cualquier sistema de movilidad, ya que influye en la planeación del usuario, la percepción del servicio y el análisis de la operación. En consecuencia, esta actividad propone un modelo académico que toma variables estructurales y contextuales del trayecto —por ejemplo, distancia, cantidad de segmentos, transbordos, nivel de tráfico, clima y franja horaria— para inferir el valor de la variable objetivo </w:t>
-      </w:r>
-      <w:proofErr w:type="spellStart"/>
-      <w:r>
-        <w:t>travel_time_min</w:t>
-      </w:r>
-      <w:proofErr w:type="spellEnd"/>
-      <w:r>
-        <w:t>.</w:t>
+        <w:t>Desde una perspectiva práctica, estimar el tiempo de viaje constituye un problema relevante para cualquier sistema de movilidad, ya que influye en la planeación del usuario, la percepción del servicio y el análisis de la operación. En consecuencia, esta actividad propone un modelo académico que toma variables estructurales y contextuales del trayecto —por ejemplo, distancia, cantidad de segmentos, transbordos, nivel de tráfico, clima y franja horaria— para inferir el valor de la variable objetivo travel_time_min.</w:t>
       </w:r>
     </w:p>
     <w:p>
@@ -422,15 +414,7 @@
         <w:jc w:val="both"/>
       </w:pPr>
       <w:r>
-        <w:t xml:space="preserve">Dado que no se dispone de una base pública real completamente alineada con la red construida en la actividad anterior, se generó un </w:t>
-      </w:r>
-      <w:proofErr w:type="spellStart"/>
-      <w:r>
-        <w:t>dataset</w:t>
-      </w:r>
-      <w:proofErr w:type="spellEnd"/>
-      <w:r>
-        <w:t xml:space="preserve"> sintético cuidadosamente diseñado. Esta fuente simulada no fue creada de manera arbitraria, sino a partir de reglas consistentes con la lógica de la red, lo que permite conservar continuidad metodológica y asegurar un entorno de experimentación reproducible en el contexto universitario.</w:t>
+        <w:t>Dado que no se dispone de una base pública real completamente alineada con la red construida en la actividad anterior, se generó un dataset sintético cuidadosamente diseñado. Esta fuente simulada no fue creada de manera arbitraria, sino a partir de reglas consistentes con la lógica de la red, lo que permite conservar continuidad metodológica y asegurar un entorno de experimentación reproducible en el contexto universitario.</w:t>
       </w:r>
     </w:p>
     <w:p>
@@ -598,15 +582,7 @@
           <w:b/>
           <w:bCs/>
         </w:rPr>
-        <w:t>Objetivo</w:t>
-      </w:r>
-      <w:r>
-        <w:rPr>
-          <w:rFonts w:cs="Times New Roman"/>
-          <w:b/>
-          <w:bCs/>
-        </w:rPr>
-        <w:t>s específicos</w:t>
+        <w:t>Objetivos específicos</w:t>
       </w:r>
     </w:p>
     <w:p>
@@ -654,27 +630,7 @@
           <w:szCs w:val="24"/>
           <w:lang w:val="es-CO"/>
         </w:rPr>
-        <w:t xml:space="preserve">Definir la variable </w:t>
-      </w:r>
-      <w:proofErr w:type="spellStart"/>
-      <w:r>
-        <w:rPr>
-          <w:rFonts w:ascii="Times New Roman" w:hAnsi="Times New Roman" w:cs="Times New Roman"/>
-          <w:sz w:val="24"/>
-          <w:szCs w:val="24"/>
-          <w:lang w:val="es-CO"/>
-        </w:rPr>
-        <w:t>travel_time_min</w:t>
-      </w:r>
-      <w:proofErr w:type="spellEnd"/>
-      <w:r>
-        <w:rPr>
-          <w:rFonts w:ascii="Times New Roman" w:hAnsi="Times New Roman" w:cs="Times New Roman"/>
-          <w:sz w:val="24"/>
-          <w:szCs w:val="24"/>
-          <w:lang w:val="es-CO"/>
-        </w:rPr>
-        <w:t xml:space="preserve"> como objetivo del problema de regresión supervisada.</w:t>
+        <w:t>Definir la variable travel_time_min como objetivo del problema de regresión supervisada.</w:t>
       </w:r>
     </w:p>
     <w:p>
@@ -722,47 +678,7 @@
           <w:szCs w:val="24"/>
           <w:lang w:val="es-CO"/>
         </w:rPr>
-        <w:t xml:space="preserve">Entrenar y comparar dos modelos de regresión: Linear </w:t>
-      </w:r>
-      <w:proofErr w:type="spellStart"/>
-      <w:r>
-        <w:rPr>
-          <w:rFonts w:ascii="Times New Roman" w:hAnsi="Times New Roman" w:cs="Times New Roman"/>
-          <w:sz w:val="24"/>
-          <w:szCs w:val="24"/>
-          <w:lang w:val="es-CO"/>
-        </w:rPr>
-        <w:t>Regression</w:t>
-      </w:r>
-      <w:proofErr w:type="spellEnd"/>
-      <w:r>
-        <w:rPr>
-          <w:rFonts w:ascii="Times New Roman" w:hAnsi="Times New Roman" w:cs="Times New Roman"/>
-          <w:sz w:val="24"/>
-          <w:szCs w:val="24"/>
-          <w:lang w:val="es-CO"/>
-        </w:rPr>
-        <w:t xml:space="preserve"> y Random Forest </w:t>
-      </w:r>
-      <w:proofErr w:type="spellStart"/>
-      <w:r>
-        <w:rPr>
-          <w:rFonts w:ascii="Times New Roman" w:hAnsi="Times New Roman" w:cs="Times New Roman"/>
-          <w:sz w:val="24"/>
-          <w:szCs w:val="24"/>
-          <w:lang w:val="es-CO"/>
-        </w:rPr>
-        <w:t>Regressor</w:t>
-      </w:r>
-      <w:proofErr w:type="spellEnd"/>
-      <w:r>
-        <w:rPr>
-          <w:rFonts w:ascii="Times New Roman" w:hAnsi="Times New Roman" w:cs="Times New Roman"/>
-          <w:sz w:val="24"/>
-          <w:szCs w:val="24"/>
-          <w:lang w:val="es-CO"/>
-        </w:rPr>
-        <w:t>.</w:t>
+        <w:t>Entrenar y comparar dos modelos de regresión: Linear Regression y Random Forest Regressor.</w:t>
       </w:r>
     </w:p>
     <w:p>
@@ -1413,23 +1329,7 @@
           <w:b/>
           <w:bCs/>
         </w:rPr>
-        <w:t>V</w:t>
-      </w:r>
-      <w:r>
-        <w:rPr>
-          <w:rFonts w:eastAsiaTheme="minorEastAsia"/>
-          <w:b/>
-          <w:bCs/>
-        </w:rPr>
-        <w:t>ariables</w:t>
-      </w:r>
-      <w:r>
-        <w:rPr>
-          <w:rFonts w:eastAsiaTheme="minorEastAsia"/>
-          <w:b/>
-          <w:bCs/>
-        </w:rPr>
-        <w:t xml:space="preserve"> de entrada</w:t>
+        <w:t>Variables de entrada</w:t>
       </w:r>
     </w:p>
     <w:tbl>
@@ -1544,14 +1444,12 @@
             <w:vAlign w:val="center"/>
           </w:tcPr>
           <w:p>
-            <w:proofErr w:type="spellStart"/>
             <w:r>
               <w:rPr>
                 <w:sz w:val="19"/>
               </w:rPr>
               <w:t>origin_station</w:t>
             </w:r>
-            <w:proofErr w:type="spellEnd"/>
           </w:p>
         </w:tc>
         <w:tc>
@@ -1614,14 +1512,12 @@
             <w:vAlign w:val="center"/>
           </w:tcPr>
           <w:p>
-            <w:proofErr w:type="spellStart"/>
             <w:r>
               <w:rPr>
                 <w:sz w:val="19"/>
               </w:rPr>
               <w:t>destination_station</w:t>
             </w:r>
-            <w:proofErr w:type="spellEnd"/>
           </w:p>
         </w:tc>
         <w:tc>
@@ -1684,14 +1580,12 @@
             <w:vAlign w:val="center"/>
           </w:tcPr>
           <w:p>
-            <w:proofErr w:type="spellStart"/>
             <w:r>
               <w:rPr>
                 <w:sz w:val="19"/>
               </w:rPr>
               <w:t>route_id</w:t>
             </w:r>
-            <w:proofErr w:type="spellEnd"/>
           </w:p>
         </w:tc>
         <w:tc>
@@ -1754,14 +1648,12 @@
             <w:vAlign w:val="center"/>
           </w:tcPr>
           <w:p>
-            <w:proofErr w:type="spellStart"/>
             <w:r>
               <w:rPr>
                 <w:sz w:val="19"/>
               </w:rPr>
               <w:t>day_type</w:t>
             </w:r>
-            <w:proofErr w:type="spellEnd"/>
           </w:p>
         </w:tc>
         <w:tc>
@@ -1803,49 +1695,7 @@
               <w:rPr>
                 <w:sz w:val="19"/>
               </w:rPr>
-              <w:t xml:space="preserve">Tipo de jornada: </w:t>
-            </w:r>
-            <w:proofErr w:type="spellStart"/>
-            <w:r>
-              <w:rPr>
-                <w:sz w:val="19"/>
-              </w:rPr>
-              <w:t>weekday</w:t>
-            </w:r>
-            <w:proofErr w:type="spellEnd"/>
-            <w:r>
-              <w:rPr>
-                <w:sz w:val="19"/>
-              </w:rPr>
-              <w:t xml:space="preserve">, </w:t>
-            </w:r>
-            <w:proofErr w:type="spellStart"/>
-            <w:r>
-              <w:rPr>
-                <w:sz w:val="19"/>
-              </w:rPr>
-              <w:t>saturday</w:t>
-            </w:r>
-            <w:proofErr w:type="spellEnd"/>
-            <w:r>
-              <w:rPr>
-                <w:sz w:val="19"/>
-              </w:rPr>
-              <w:t xml:space="preserve"> o </w:t>
-            </w:r>
-            <w:proofErr w:type="spellStart"/>
-            <w:r>
-              <w:rPr>
-                <w:sz w:val="19"/>
-              </w:rPr>
-              <w:t>sunday</w:t>
-            </w:r>
-            <w:proofErr w:type="spellEnd"/>
-            <w:r>
-              <w:rPr>
-                <w:sz w:val="19"/>
-              </w:rPr>
-              <w:t>.</w:t>
+              <w:t>Tipo de jornada: weekday, saturday o sunday.</w:t>
             </w:r>
           </w:p>
         </w:tc>
@@ -1866,14 +1716,12 @@
             <w:vAlign w:val="center"/>
           </w:tcPr>
           <w:p>
-            <w:proofErr w:type="spellStart"/>
             <w:r>
               <w:rPr>
                 <w:sz w:val="19"/>
               </w:rPr>
               <w:t>hour_block</w:t>
             </w:r>
-            <w:proofErr w:type="spellEnd"/>
           </w:p>
         </w:tc>
         <w:tc>
@@ -1936,14 +1784,12 @@
             <w:vAlign w:val="center"/>
           </w:tcPr>
           <w:p>
-            <w:proofErr w:type="spellStart"/>
             <w:r>
               <w:rPr>
                 <w:sz w:val="19"/>
               </w:rPr>
               <w:t>distance_km</w:t>
             </w:r>
-            <w:proofErr w:type="spellEnd"/>
           </w:p>
         </w:tc>
         <w:tc>
@@ -2006,14 +1852,12 @@
             <w:vAlign w:val="center"/>
           </w:tcPr>
           <w:p>
-            <w:proofErr w:type="spellStart"/>
             <w:r>
               <w:rPr>
                 <w:sz w:val="19"/>
               </w:rPr>
               <w:t>segment_count</w:t>
             </w:r>
-            <w:proofErr w:type="spellEnd"/>
           </w:p>
         </w:tc>
         <w:tc>
@@ -2076,14 +1920,12 @@
             <w:vAlign w:val="center"/>
           </w:tcPr>
           <w:p>
-            <w:proofErr w:type="spellStart"/>
             <w:r>
               <w:rPr>
                 <w:sz w:val="19"/>
               </w:rPr>
               <w:t>transfer_count</w:t>
             </w:r>
-            <w:proofErr w:type="spellEnd"/>
           </w:p>
         </w:tc>
         <w:tc>
@@ -2146,14 +1988,12 @@
             <w:vAlign w:val="center"/>
           </w:tcPr>
           <w:p>
-            <w:proofErr w:type="spellStart"/>
             <w:r>
               <w:rPr>
                 <w:sz w:val="19"/>
               </w:rPr>
               <w:t>is_peak_hour</w:t>
             </w:r>
-            <w:proofErr w:type="spellEnd"/>
           </w:p>
         </w:tc>
         <w:tc>
@@ -2216,14 +2056,12 @@
             <w:vAlign w:val="center"/>
           </w:tcPr>
           <w:p>
-            <w:proofErr w:type="spellStart"/>
             <w:r>
               <w:rPr>
                 <w:sz w:val="19"/>
               </w:rPr>
               <w:t>weather_condition</w:t>
             </w:r>
-            <w:proofErr w:type="spellEnd"/>
           </w:p>
         </w:tc>
         <w:tc>
@@ -2286,14 +2124,12 @@
             <w:vAlign w:val="center"/>
           </w:tcPr>
           <w:p>
-            <w:proofErr w:type="spellStart"/>
             <w:r>
               <w:rPr>
                 <w:sz w:val="19"/>
               </w:rPr>
               <w:t>traffic_level</w:t>
             </w:r>
-            <w:proofErr w:type="spellEnd"/>
           </w:p>
         </w:tc>
         <w:tc>
@@ -2356,14 +2192,12 @@
             <w:vAlign w:val="center"/>
           </w:tcPr>
           <w:p>
-            <w:proofErr w:type="spellStart"/>
             <w:r>
               <w:rPr>
                 <w:sz w:val="19"/>
               </w:rPr>
               <w:t>station_type_origin</w:t>
             </w:r>
-            <w:proofErr w:type="spellEnd"/>
           </w:p>
         </w:tc>
         <w:tc>
@@ -2426,14 +2260,12 @@
             <w:vAlign w:val="center"/>
           </w:tcPr>
           <w:p>
-            <w:proofErr w:type="spellStart"/>
             <w:r>
               <w:rPr>
                 <w:sz w:val="19"/>
               </w:rPr>
               <w:t>station_type_destination</w:t>
             </w:r>
-            <w:proofErr w:type="spellEnd"/>
           </w:p>
         </w:tc>
         <w:tc>
@@ -2507,15 +2339,7 @@
           <w:bCs/>
         </w:rPr>
         <w:lastRenderedPageBreak/>
-        <w:t>Variable</w:t>
-      </w:r>
-      <w:r>
-        <w:rPr>
-          <w:rFonts w:eastAsiaTheme="minorEastAsia"/>
-          <w:b/>
-          <w:bCs/>
-        </w:rPr>
-        <w:t xml:space="preserve"> objetivo</w:t>
+        <w:t>Variable objetivo</w:t>
       </w:r>
     </w:p>
     <w:tbl>
@@ -2630,14 +2454,12 @@
             <w:vAlign w:val="center"/>
           </w:tcPr>
           <w:p>
-            <w:proofErr w:type="spellStart"/>
             <w:r>
               <w:rPr>
                 <w:sz w:val="20"/>
               </w:rPr>
               <w:t>travel_time_min</w:t>
             </w:r>
-            <w:proofErr w:type="spellEnd"/>
           </w:p>
         </w:tc>
         <w:tc>
@@ -2878,23 +2700,7 @@
         <w:jc w:val="both"/>
       </w:pPr>
       <w:r>
-        <w:t xml:space="preserve">En segundo lugar, se generó el </w:t>
-      </w:r>
-      <w:proofErr w:type="spellStart"/>
-      <w:r>
-        <w:t>dataset</w:t>
-      </w:r>
-      <w:proofErr w:type="spellEnd"/>
-      <w:r>
-        <w:t xml:space="preserve"> sintético. Para cada trayecto se calcularon variables estructurales, tales como distancia, número de segmentos y cantidad de transbordos. Posteriormente se incorporaron variables contextuales como hora del día, tipo de jornada, clima y nivel de tráfico. La variable objetivo </w:t>
-      </w:r>
-      <w:proofErr w:type="spellStart"/>
-      <w:r>
-        <w:t>travel_time_min</w:t>
-      </w:r>
-      <w:proofErr w:type="spellEnd"/>
-      <w:r>
-        <w:t xml:space="preserve"> se construyó mediante reglas que aumentan la duración cuando crece la complejidad del trayecto o se presentan condiciones adversas de operación.</w:t>
+        <w:t>En segundo lugar, se generó el dataset sintético. Para cada trayecto se calcularon variables estructurales, tales como distancia, número de segmentos y cantidad de transbordos. Posteriormente se incorporaron variables contextuales como hora del día, tipo de jornada, clima y nivel de tráfico. La variable objetivo travel_time_min se construyó mediante reglas que aumentan la duración cuando crece la complejidad del trayecto o se presentan condiciones adversas de operación.</w:t>
       </w:r>
     </w:p>
     <w:p>
@@ -2910,15 +2716,7 @@
         <w:jc w:val="both"/>
       </w:pPr>
       <w:r>
-        <w:t xml:space="preserve">En cuarto lugar, se entrenaron dos algoritmos de regresión: un modelo lineal, útil como referencia base, y un modelo Random Forest </w:t>
-      </w:r>
-      <w:proofErr w:type="spellStart"/>
-      <w:r>
-        <w:t>Regressor</w:t>
-      </w:r>
-      <w:proofErr w:type="spellEnd"/>
-      <w:r>
-        <w:t>, seleccionado por su capacidad para capturar relaciones no lineales e interacciones entre variables.</w:t>
+        <w:t>En cuarto lugar, se entrenaron dos algoritmos de regresión: un modelo lineal, útil como referencia base, y un modelo Random Forest Regressor, seleccionado por su capacidad para capturar relaciones no lineales e interacciones entre variables.</w:t>
       </w:r>
     </w:p>
     <w:p>
@@ -2962,21 +2760,7 @@
               <w:rPr>
                 <w:sz w:val="20"/>
               </w:rPr>
-              <w:t xml:space="preserve">Nota metodológica: el </w:t>
-            </w:r>
-            <w:proofErr w:type="spellStart"/>
-            <w:r>
-              <w:rPr>
-                <w:sz w:val="20"/>
-              </w:rPr>
-              <w:t>dataset</w:t>
-            </w:r>
-            <w:proofErr w:type="spellEnd"/>
-            <w:r>
-              <w:rPr>
-                <w:sz w:val="20"/>
-              </w:rPr>
-              <w:t xml:space="preserve"> fue construido con fines académicos y mantiene continuidad directa con la red de transporte creada en la actividad anterior. Esto permite evaluar el aprendizaje supervisado sin romper la coherencia del proyecto.</w:t>
+              <w:t>Nota metodológica: el dataset fue construido con fines académicos y mantiene continuidad directa con la red de transporte creada en la actividad anterior. Esto permite evaluar el aprendizaje supervisado sin romper la coherencia del proyecto.</w:t>
             </w:r>
           </w:p>
         </w:tc>
@@ -3059,23 +2843,13 @@
           <w:bCs/>
         </w:rPr>
       </w:pPr>
-      <w:proofErr w:type="spellStart"/>
       <w:r>
         <w:rPr>
           <w:rFonts w:eastAsiaTheme="minorEastAsia"/>
           <w:b/>
           <w:bCs/>
         </w:rPr>
-        <w:t>Metricas</w:t>
-      </w:r>
-      <w:proofErr w:type="spellEnd"/>
-      <w:r>
-        <w:rPr>
-          <w:rFonts w:eastAsiaTheme="minorEastAsia"/>
-          <w:b/>
-          <w:bCs/>
-        </w:rPr>
-        <w:t xml:space="preserve"> obtenidas</w:t>
+        <w:t>Metricas obtenidas</w:t>
       </w:r>
     </w:p>
     <w:tbl>
@@ -3249,16 +3023,8 @@
               <w:rPr>
                 <w:sz w:val="20"/>
               </w:rPr>
-              <w:t xml:space="preserve">Random Forest </w:t>
-            </w:r>
-            <w:proofErr w:type="spellStart"/>
-            <w:r>
-              <w:rPr>
-                <w:sz w:val="20"/>
-              </w:rPr>
-              <w:t>Regressor</w:t>
-            </w:r>
-            <w:proofErr w:type="spellEnd"/>
+              <w:t>Random Forest Regressor</w:t>
+            </w:r>
           </w:p>
         </w:tc>
         <w:tc>
@@ -3374,16 +3140,8 @@
               <w:rPr>
                 <w:sz w:val="20"/>
               </w:rPr>
-              <w:t xml:space="preserve">Linear </w:t>
-            </w:r>
-            <w:proofErr w:type="spellStart"/>
-            <w:r>
-              <w:rPr>
-                <w:sz w:val="20"/>
-              </w:rPr>
-              <w:t>Regression</w:t>
-            </w:r>
-            <w:proofErr w:type="spellEnd"/>
+              <w:t>Linear Regression</w:t>
+            </w:r>
           </w:p>
         </w:tc>
         <w:tc>
@@ -3514,23 +3272,7 @@
         <w:jc w:val="both"/>
       </w:pPr>
       <w:r>
-        <w:t xml:space="preserve">El modelo con mejor comportamiento fue Random Forest </w:t>
-      </w:r>
-      <w:proofErr w:type="spellStart"/>
-      <w:r>
-        <w:t>Regressor</w:t>
-      </w:r>
-      <w:proofErr w:type="spellEnd"/>
-      <w:r>
-        <w:t xml:space="preserve">, que alcanzó un MAE de 1.9897, un RMSE de 2.7095 y un coeficiente R² de 0.9773. Estos resultados indican que el modelo explica una alta proporción de la variabilidad del tiempo de viaje y comete errores relativamente bajos en el contexto del </w:t>
-      </w:r>
-      <w:proofErr w:type="spellStart"/>
-      <w:r>
-        <w:t>dataset</w:t>
-      </w:r>
-      <w:proofErr w:type="spellEnd"/>
-      <w:r>
-        <w:t xml:space="preserve"> construido.</w:t>
+        <w:t>El modelo con mejor comportamiento fue Random Forest Regressor, que alcanzó un MAE de 1.9897, un RMSE de 2.7095 y un coeficiente R² de 0.9773. Estos resultados indican que el modelo explica una alta proporción de la variabilidad del tiempo de viaje y comete errores relativamente bajos en el contexto del dataset construido.</w:t>
       </w:r>
     </w:p>
     <w:p>
@@ -3605,25 +3347,7 @@
           <w:color w:val="5A5A5A"/>
           <w:sz w:val="19"/>
         </w:rPr>
-        <w:t xml:space="preserve">Figura 1. Distribución de tiempos de viaje del </w:t>
-      </w:r>
-      <w:proofErr w:type="spellStart"/>
-      <w:r>
-        <w:rPr>
-          <w:i/>
-          <w:color w:val="5A5A5A"/>
-          <w:sz w:val="19"/>
-        </w:rPr>
-        <w:t>dataset</w:t>
-      </w:r>
-      <w:proofErr w:type="spellEnd"/>
-      <w:r>
-        <w:rPr>
-          <w:i/>
-          <w:color w:val="5A5A5A"/>
-          <w:sz w:val="19"/>
-        </w:rPr>
-        <w:t xml:space="preserve"> supervisado.</w:t>
+        <w:t>Figura 1. Distribución de tiempos de viaje del dataset supervisado.</w:t>
       </w:r>
     </w:p>
     <w:p>
@@ -3872,15 +3596,7 @@
         <w:jc w:val="both"/>
       </w:pPr>
       <w:r>
-        <w:t xml:space="preserve">El </w:t>
-      </w:r>
-      <w:proofErr w:type="spellStart"/>
-      <w:r>
-        <w:t>dataset</w:t>
-      </w:r>
-      <w:proofErr w:type="spellEnd"/>
-      <w:r>
-        <w:t xml:space="preserve"> sintético construido con 1800 registros resultó adecuado para fines académicos, dado que conserva coherencia con la red de Ciudad Móvil e integra variables relevantes del dominio. Su diseño permitió entrenar modelos reproducibles y evaluar de forma objetiva el comportamiento del sistema.</w:t>
+        <w:t>El dataset sintético construido con 1800 registros resultó adecuado para fines académicos, dado que conserva coherencia con la red de Ciudad Móvil e integra variables relevantes del dominio. Su diseño permitió entrenar modelos reproducibles y evaluar de forma objetiva el comportamiento del sistema.</w:t>
       </w:r>
     </w:p>
     <w:p>
@@ -3888,15 +3604,7 @@
         <w:jc w:val="both"/>
       </w:pPr>
       <w:r>
-        <w:t xml:space="preserve">Entre los algoritmos evaluados, Random Forest </w:t>
-      </w:r>
-      <w:proofErr w:type="spellStart"/>
-      <w:r>
-        <w:t>Regressor</w:t>
-      </w:r>
-      <w:proofErr w:type="spellEnd"/>
-      <w:r>
-        <w:t xml:space="preserve"> mostró el mejor desempeño, lo que permite concluir que el tiempo estimado de viaje responde a relaciones no lineales entre distancia, segmentos, transbordos, tráfico, clima y franja horaria.</w:t>
+        <w:t>Entre los algoritmos evaluados, Random Forest Regressor mostró el mejor desempeño, lo que permite concluir que el tiempo estimado de viaje responde a relaciones no lineales entre distancia, segmentos, transbordos, tráfico, clima y franja horaria.</w:t>
       </w:r>
     </w:p>
     <w:p>
@@ -3999,9 +3707,31 @@
           <w:szCs w:val="24"/>
           <w:lang w:val="es-CO"/>
         </w:rPr>
-        <w:t xml:space="preserve">Repositorio del proyecto: [agregar enlace del repositorio Git o </w:t>
-      </w:r>
-      <w:proofErr w:type="spellStart"/>
+        <w:t>Repositorio del proyecto:</w:t>
+      </w:r>
+      <w:r>
+        <w:rPr>
+          <w:rFonts w:ascii="Times New Roman" w:eastAsiaTheme="minorHAnsi" w:hAnsi="Times New Roman"/>
+          <w:kern w:val="2"/>
+          <w:sz w:val="24"/>
+          <w:szCs w:val="24"/>
+          <w:lang w:val="es-CO"/>
+          <w14:ligatures w14:val="standardContextual"/>
+        </w:rPr>
+        <w:t xml:space="preserve"> </w:t>
+      </w:r>
+      <w:hyperlink r:id="rId9" w:history="1">
+        <w:r>
+          <w:rPr>
+            <w:rStyle w:val="Hipervnculo"/>
+            <w:rFonts w:ascii="Times New Roman" w:hAnsi="Times New Roman" w:cs="Times New Roman"/>
+            <w:sz w:val="24"/>
+            <w:szCs w:val="24"/>
+            <w:lang w:val="es-CO"/>
+          </w:rPr>
+          <w:t>xicodami/Act3Supervisado: Materia IA Iberoamericana</w:t>
+        </w:r>
+      </w:hyperlink>
       <w:r>
         <w:rPr>
           <w:rFonts w:ascii="Times New Roman" w:hAnsi="Times New Roman" w:cs="Times New Roman"/>
@@ -4009,17 +3739,7 @@
           <w:szCs w:val="24"/>
           <w:lang w:val="es-CO"/>
         </w:rPr>
-        <w:t>GitLab</w:t>
-      </w:r>
-      <w:proofErr w:type="spellEnd"/>
-      <w:r>
-        <w:rPr>
-          <w:rFonts w:ascii="Times New Roman" w:hAnsi="Times New Roman" w:cs="Times New Roman"/>
-          <w:sz w:val="24"/>
-          <w:szCs w:val="24"/>
-          <w:lang w:val="es-CO"/>
-        </w:rPr>
-        <w:t>].</w:t>
+        <w:t>.</w:t>
       </w:r>
     </w:p>
     <w:p>
@@ -4044,7 +3764,38 @@
           <w:szCs w:val="24"/>
           <w:lang w:val="es-CO"/>
         </w:rPr>
-        <w:t>Video explicativo de la actividad: [agregar enlace del video].</w:t>
+        <w:t>Video explicativo de la actividad:</w:t>
+      </w:r>
+      <w:r>
+        <w:rPr>
+          <w:rFonts w:ascii="Times New Roman" w:hAnsi="Times New Roman" w:cs="Times New Roman"/>
+          <w:sz w:val="24"/>
+          <w:szCs w:val="24"/>
+          <w:u w:val="single"/>
+          <w:lang w:val="es-CO"/>
+        </w:rPr>
+        <w:t xml:space="preserve"> </w:t>
+      </w:r>
+      <w:hyperlink r:id="rId10" w:history="1">
+        <w:r>
+          <w:rPr>
+            <w:rStyle w:val="Hipervnculo"/>
+            <w:rFonts w:ascii="Times New Roman" w:hAnsi="Times New Roman" w:cs="Times New Roman"/>
+            <w:sz w:val="24"/>
+            <w:szCs w:val="24"/>
+            <w:lang w:val="es-CO"/>
+          </w:rPr>
+          <w:t>Activaidad 3 IA Supervisado</w:t>
+        </w:r>
+      </w:hyperlink>
+      <w:r>
+        <w:rPr>
+          <w:rFonts w:ascii="Times New Roman" w:hAnsi="Times New Roman" w:cs="Times New Roman"/>
+          <w:sz w:val="24"/>
+          <w:szCs w:val="24"/>
+          <w:lang w:val="es-CO"/>
+        </w:rPr>
+        <w:t>.</w:t>
       </w:r>
     </w:p>
     <w:p>
@@ -4094,27 +3845,7 @@
           <w:szCs w:val="24"/>
           <w:lang w:val="es-CO"/>
         </w:rPr>
-        <w:t xml:space="preserve"> </w:t>
-      </w:r>
-      <w:proofErr w:type="spellStart"/>
-      <w:r>
-        <w:rPr>
-          <w:rFonts w:ascii="Times New Roman" w:hAnsi="Times New Roman" w:cs="Times New Roman"/>
-          <w:sz w:val="24"/>
-          <w:szCs w:val="24"/>
-          <w:lang w:val="es-CO"/>
-        </w:rPr>
-        <w:t>python</w:t>
-      </w:r>
-      <w:proofErr w:type="spellEnd"/>
-      <w:r>
-        <w:rPr>
-          <w:rFonts w:ascii="Times New Roman" w:hAnsi="Times New Roman" w:cs="Times New Roman"/>
-          <w:sz w:val="24"/>
-          <w:szCs w:val="24"/>
-          <w:lang w:val="es-CO"/>
-        </w:rPr>
-        <w:t xml:space="preserve"> generate_datasets.py; </w:t>
+        <w:t xml:space="preserve"> python generate_datasets.py; </w:t>
       </w:r>
     </w:p>
     <w:p>
@@ -4137,15 +3868,7 @@
           <w:sz w:val="24"/>
           <w:szCs w:val="24"/>
         </w:rPr>
-        <w:t>P</w:t>
-      </w:r>
-      <w:r>
-        <w:rPr>
-          <w:rFonts w:ascii="Times New Roman" w:hAnsi="Times New Roman" w:cs="Times New Roman"/>
-          <w:sz w:val="24"/>
-          <w:szCs w:val="24"/>
-        </w:rPr>
-        <w:t>ytho</w:t>
+        <w:t>Pytho</w:t>
       </w:r>
       <w:r>
         <w:rPr>
@@ -5852,7 +5575,6 @@
   <w:style w:type="character" w:default="1" w:styleId="Fuentedeprrafopredeter">
     <w:name w:val="Default Paragraph Font"/>
     <w:uiPriority w:val="1"/>
-    <w:semiHidden/>
     <w:unhideWhenUsed/>
   </w:style>
   <w:style w:type="table" w:default="1" w:styleId="Tablanormal">
@@ -6260,6 +5982,29 @@
       <w14:ligatures w14:val="none"/>
     </w:rPr>
   </w:style>
+  <w:style w:type="character" w:styleId="Hipervnculo">
+    <w:name w:val="Hyperlink"/>
+    <w:basedOn w:val="Fuentedeprrafopredeter"/>
+    <w:uiPriority w:val="99"/>
+    <w:unhideWhenUsed/>
+    <w:rsid w:val="000A238F"/>
+    <w:rPr>
+      <w:color w:val="467886" w:themeColor="hyperlink"/>
+      <w:u w:val="single"/>
+    </w:rPr>
+  </w:style>
+  <w:style w:type="character" w:styleId="Mencinsinresolver">
+    <w:name w:val="Unresolved Mention"/>
+    <w:basedOn w:val="Fuentedeprrafopredeter"/>
+    <w:uiPriority w:val="99"/>
+    <w:semiHidden/>
+    <w:unhideWhenUsed/>
+    <w:rsid w:val="000A238F"/>
+    <w:rPr>
+      <w:color w:val="605E5C"/>
+      <w:shd w:val="clear" w:color="auto" w:fill="E1DFDD"/>
+    </w:rPr>
+  </w:style>
 </w:styles>
 </file>
 
